--- a/05_PRUEBAS/04_PRUEBAS_FUNCIONALES.docx
+++ b/05_PRUEBAS/04_PRUEBAS_FUNCIONALES.docx
@@ -501,7 +501,7 @@
       <w:r>
         <w:t xml:space="preserve">Casos funcionales del </w:t>
       </w:r>
-      <w:hyperlink w:history="1" r:id="rIdpvkubwlyrlzagoo3s2xgl">
+      <w:hyperlink w:history="1" r:id="rIdxb1180ocdkcl_l-o7vky_">
         <w:r>
           <w:rPr>
             <w:color w:val="1D4ED8"/>
@@ -547,10 +547,10 @@
         <w:tblLayout w:type="fixed"/>
       </w:tblPr>
       <w:tblGrid>
-        <w:gridCol w:w="2717"/>
-        <w:gridCol w:w="2000"/>
-        <w:gridCol w:w="2086"/>
-        <w:gridCol w:w="2557"/>
+        <w:gridCol w:w="2674"/>
+        <w:gridCol w:w="1982"/>
+        <w:gridCol w:w="2149"/>
+        <w:gridCol w:w="2555"/>
       </w:tblGrid>
       <w:tr>
         <w:trPr>
@@ -558,7 +558,7 @@
         </w:trPr>
         <w:tc>
           <w:tcPr>
-            <w:tcW w:type="dxa" w:w="2717"/>
+            <w:tcW w:type="dxa" w:w="2674"/>
             <w:tcBorders>
               <w:top w:val="single" w:color="CBD5E1" w:sz="4"/>
               <w:left w:val="single" w:color="CBD5E1" w:sz="4"/>
@@ -588,7 +588,7 @@
         </w:tc>
         <w:tc>
           <w:tcPr>
-            <w:tcW w:type="dxa" w:w="2000"/>
+            <w:tcW w:type="dxa" w:w="1982"/>
             <w:tcBorders>
               <w:top w:val="single" w:color="CBD5E1" w:sz="4"/>
               <w:left w:val="single" w:color="CBD5E1" w:sz="4"/>
@@ -618,7 +618,7 @@
         </w:tc>
         <w:tc>
           <w:tcPr>
-            <w:tcW w:type="dxa" w:w="2086"/>
+            <w:tcW w:type="dxa" w:w="2149"/>
             <w:tcBorders>
               <w:top w:val="single" w:color="CBD5E1" w:sz="4"/>
               <w:left w:val="single" w:color="CBD5E1" w:sz="4"/>
@@ -648,7 +648,7 @@
         </w:tc>
         <w:tc>
           <w:tcPr>
-            <w:tcW w:type="dxa" w:w="2557"/>
+            <w:tcW w:type="dxa" w:w="2555"/>
             <w:tcBorders>
               <w:top w:val="single" w:color="CBD5E1" w:sz="4"/>
               <w:left w:val="single" w:color="CBD5E1" w:sz="4"/>
@@ -680,7 +680,7 @@
       <w:tr>
         <w:tc>
           <w:tcPr>
-            <w:tcW w:type="dxa" w:w="2717"/>
+            <w:tcW w:type="dxa" w:w="2674"/>
             <w:tcBorders>
               <w:top w:val="single" w:color="CBD5E1" w:sz="4"/>
               <w:left w:val="single" w:color="CBD5E1" w:sz="4"/>
@@ -711,7 +711,7 @@
         </w:tc>
         <w:tc>
           <w:tcPr>
-            <w:tcW w:type="dxa" w:w="2000"/>
+            <w:tcW w:type="dxa" w:w="1982"/>
             <w:tcBorders>
               <w:top w:val="single" w:color="CBD5E1" w:sz="4"/>
               <w:left w:val="single" w:color="CBD5E1" w:sz="4"/>
@@ -742,7 +742,7 @@
         </w:tc>
         <w:tc>
           <w:tcPr>
-            <w:tcW w:type="dxa" w:w="2086"/>
+            <w:tcW w:type="dxa" w:w="2149"/>
             <w:tcBorders>
               <w:top w:val="single" w:color="CBD5E1" w:sz="4"/>
               <w:left w:val="single" w:color="CBD5E1" w:sz="4"/>
@@ -775,7 +775,7 @@
         </w:tc>
         <w:tc>
           <w:tcPr>
-            <w:tcW w:type="dxa" w:w="2557"/>
+            <w:tcW w:type="dxa" w:w="2555"/>
             <w:tcBorders>
               <w:top w:val="single" w:color="CBD5E1" w:sz="4"/>
               <w:left w:val="single" w:color="CBD5E1" w:sz="4"/>
@@ -806,7 +806,7 @@
       <w:tr>
         <w:tc>
           <w:tcPr>
-            <w:tcW w:type="dxa" w:w="2717"/>
+            <w:tcW w:type="dxa" w:w="2674"/>
             <w:tcBorders>
               <w:top w:val="single" w:color="CBD5E1" w:sz="4"/>
               <w:left w:val="single" w:color="CBD5E1" w:sz="4"/>
@@ -837,7 +837,7 @@
         </w:tc>
         <w:tc>
           <w:tcPr>
-            <w:tcW w:type="dxa" w:w="2000"/>
+            <w:tcW w:type="dxa" w:w="1982"/>
             <w:tcBorders>
               <w:top w:val="single" w:color="CBD5E1" w:sz="4"/>
               <w:left w:val="single" w:color="CBD5E1" w:sz="4"/>
@@ -868,7 +868,7 @@
         </w:tc>
         <w:tc>
           <w:tcPr>
-            <w:tcW w:type="dxa" w:w="2086"/>
+            <w:tcW w:type="dxa" w:w="2149"/>
             <w:tcBorders>
               <w:top w:val="single" w:color="CBD5E1" w:sz="4"/>
               <w:left w:val="single" w:color="CBD5E1" w:sz="4"/>
@@ -903,7 +903,7 @@
         </w:tc>
         <w:tc>
           <w:tcPr>
-            <w:tcW w:type="dxa" w:w="2557"/>
+            <w:tcW w:type="dxa" w:w="2555"/>
             <w:tcBorders>
               <w:top w:val="single" w:color="CBD5E1" w:sz="4"/>
               <w:left w:val="single" w:color="CBD5E1" w:sz="4"/>
@@ -936,7 +936,7 @@
       <w:tr>
         <w:tc>
           <w:tcPr>
-            <w:tcW w:type="dxa" w:w="2717"/>
+            <w:tcW w:type="dxa" w:w="2674"/>
             <w:tcBorders>
               <w:top w:val="single" w:color="CBD5E1" w:sz="4"/>
               <w:left w:val="single" w:color="CBD5E1" w:sz="4"/>
@@ -965,7 +965,7 @@
         </w:tc>
         <w:tc>
           <w:tcPr>
-            <w:tcW w:type="dxa" w:w="2000"/>
+            <w:tcW w:type="dxa" w:w="1982"/>
             <w:tcBorders>
               <w:top w:val="single" w:color="CBD5E1" w:sz="4"/>
               <w:left w:val="single" w:color="CBD5E1" w:sz="4"/>
@@ -996,7 +996,7 @@
         </w:tc>
         <w:tc>
           <w:tcPr>
-            <w:tcW w:type="dxa" w:w="2086"/>
+            <w:tcW w:type="dxa" w:w="2149"/>
             <w:tcBorders>
               <w:top w:val="single" w:color="CBD5E1" w:sz="4"/>
               <w:left w:val="single" w:color="CBD5E1" w:sz="4"/>
@@ -1021,38 +1021,34 @@
               <w:noBreakHyphen/>
               <w:t xml:space="preserve">010…TC</w:t>
               <w:noBreakHyphen/>
-              <w:t xml:space="preserve">013 (API)</w:t>
-            </w:r>
-          </w:p>
-        </w:tc>
-        <w:tc>
-          <w:tcPr>
-            <w:tcW w:type="dxa" w:w="2557"/>
-            <w:tcBorders>
-              <w:top w:val="single" w:color="CBD5E1" w:sz="4"/>
-              <w:left w:val="single" w:color="CBD5E1" w:sz="4"/>
-              <w:bottom w:val="single" w:color="CBD5E1" w:sz="4"/>
-              <w:right w:val="single" w:color="CBD5E1" w:sz="4"/>
-            </w:tcBorders>
-            <w:tcMar>
-              <w:top w:type="dxa" w:w="60"/>
-              <w:left w:type="dxa" w:w="90"/>
-              <w:bottom w:type="dxa" w:w="60"/>
-              <w:right w:type="dxa" w:w="90"/>
-            </w:tcMar>
-            <w:vAlign w:val="top"/>
-          </w:tcPr>
-          <w:p>
-            <w:r>
-              <w:rPr>
-                <w:sz w:val="17"/>
-                <w:szCs w:val="17"/>
-              </w:rPr>
-              <w:t xml:space="preserve">Pantallas inexistentes (BUG</w:t>
-              <w:noBreakHyphen/>
-              <w:t xml:space="preserve">004, BUG</w:t>
-              <w:noBreakHyphen/>
-              <w:t xml:space="preserve">005)</w:t>
+              <w:t xml:space="preserve">013 (API) y prueba de interfaz del 2026-10-16</w:t>
+            </w:r>
+          </w:p>
+        </w:tc>
+        <w:tc>
+          <w:tcPr>
+            <w:tcW w:type="dxa" w:w="2555"/>
+            <w:tcBorders>
+              <w:top w:val="single" w:color="CBD5E1" w:sz="4"/>
+              <w:left w:val="single" w:color="CBD5E1" w:sz="4"/>
+              <w:bottom w:val="single" w:color="CBD5E1" w:sz="4"/>
+              <w:right w:val="single" w:color="CBD5E1" w:sz="4"/>
+            </w:tcBorders>
+            <w:tcMar>
+              <w:top w:type="dxa" w:w="60"/>
+              <w:left w:type="dxa" w:w="90"/>
+              <w:bottom w:type="dxa" w:w="60"/>
+              <w:right w:type="dxa" w:w="90"/>
+            </w:tcMar>
+            <w:vAlign w:val="top"/>
+          </w:tcPr>
+          <w:p>
+            <w:r>
+              <w:rPr>
+                <w:sz w:val="17"/>
+                <w:szCs w:val="17"/>
+              </w:rPr>
+              <w:t xml:space="preserve">Formulario de cambio de correo sin recorrido de interfaz</w:t>
             </w:r>
           </w:p>
         </w:tc>
@@ -1060,7 +1056,7 @@
       <w:tr>
         <w:tc>
           <w:tcPr>
-            <w:tcW w:type="dxa" w:w="2717"/>
+            <w:tcW w:type="dxa" w:w="2674"/>
             <w:tcBorders>
               <w:top w:val="single" w:color="CBD5E1" w:sz="4"/>
               <w:left w:val="single" w:color="CBD5E1" w:sz="4"/>
@@ -1091,7 +1087,7 @@
         </w:tc>
         <w:tc>
           <w:tcPr>
-            <w:tcW w:type="dxa" w:w="2000"/>
+            <w:tcW w:type="dxa" w:w="1982"/>
             <w:tcBorders>
               <w:top w:val="single" w:color="CBD5E1" w:sz="4"/>
               <w:left w:val="single" w:color="CBD5E1" w:sz="4"/>
@@ -1122,7 +1118,7 @@
         </w:tc>
         <w:tc>
           <w:tcPr>
-            <w:tcW w:type="dxa" w:w="2086"/>
+            <w:tcW w:type="dxa" w:w="2149"/>
             <w:tcBorders>
               <w:top w:val="single" w:color="CBD5E1" w:sz="4"/>
               <w:left w:val="single" w:color="CBD5E1" w:sz="4"/>
@@ -1151,7 +1147,7 @@
         </w:tc>
         <w:tc>
           <w:tcPr>
-            <w:tcW w:type="dxa" w:w="2557"/>
+            <w:tcW w:type="dxa" w:w="2555"/>
             <w:tcBorders>
               <w:top w:val="single" w:color="CBD5E1" w:sz="4"/>
               <w:left w:val="single" w:color="CBD5E1" w:sz="4"/>
@@ -1188,7 +1184,7 @@
       <w:tr>
         <w:tc>
           <w:tcPr>
-            <w:tcW w:type="dxa" w:w="2717"/>
+            <w:tcW w:type="dxa" w:w="2674"/>
             <w:tcBorders>
               <w:top w:val="single" w:color="CBD5E1" w:sz="4"/>
               <w:left w:val="single" w:color="CBD5E1" w:sz="4"/>
@@ -1219,7 +1215,7 @@
         </w:tc>
         <w:tc>
           <w:tcPr>
-            <w:tcW w:type="dxa" w:w="2000"/>
+            <w:tcW w:type="dxa" w:w="1982"/>
             <w:tcBorders>
               <w:top w:val="single" w:color="CBD5E1" w:sz="4"/>
               <w:left w:val="single" w:color="CBD5E1" w:sz="4"/>
@@ -1252,7 +1248,7 @@
         </w:tc>
         <w:tc>
           <w:tcPr>
-            <w:tcW w:type="dxa" w:w="2086"/>
+            <w:tcW w:type="dxa" w:w="2149"/>
             <w:tcBorders>
               <w:top w:val="single" w:color="CBD5E1" w:sz="4"/>
               <w:left w:val="single" w:color="CBD5E1" w:sz="4"/>
@@ -1285,7 +1281,7 @@
         </w:tc>
         <w:tc>
           <w:tcPr>
-            <w:tcW w:type="dxa" w:w="2557"/>
+            <w:tcW w:type="dxa" w:w="2555"/>
             <w:tcBorders>
               <w:top w:val="single" w:color="CBD5E1" w:sz="4"/>
               <w:left w:val="single" w:color="CBD5E1" w:sz="4"/>
@@ -1322,7 +1318,7 @@
       <w:tr>
         <w:tc>
           <w:tcPr>
-            <w:tcW w:type="dxa" w:w="2717"/>
+            <w:tcW w:type="dxa" w:w="2674"/>
             <w:tcBorders>
               <w:top w:val="single" w:color="CBD5E1" w:sz="4"/>
               <w:left w:val="single" w:color="CBD5E1" w:sz="4"/>
@@ -1355,7 +1351,7 @@
         </w:tc>
         <w:tc>
           <w:tcPr>
-            <w:tcW w:type="dxa" w:w="2000"/>
+            <w:tcW w:type="dxa" w:w="1982"/>
             <w:tcBorders>
               <w:top w:val="single" w:color="CBD5E1" w:sz="4"/>
               <w:left w:val="single" w:color="CBD5E1" w:sz="4"/>
@@ -1386,7 +1382,7 @@
         </w:tc>
         <w:tc>
           <w:tcPr>
-            <w:tcW w:type="dxa" w:w="2086"/>
+            <w:tcW w:type="dxa" w:w="2149"/>
             <w:tcBorders>
               <w:top w:val="single" w:color="CBD5E1" w:sz="4"/>
               <w:left w:val="single" w:color="CBD5E1" w:sz="4"/>
@@ -1415,7 +1411,7 @@
         </w:tc>
         <w:tc>
           <w:tcPr>
-            <w:tcW w:type="dxa" w:w="2557"/>
+            <w:tcW w:type="dxa" w:w="2555"/>
             <w:tcBorders>
               <w:top w:val="single" w:color="CBD5E1" w:sz="4"/>
               <w:left w:val="single" w:color="CBD5E1" w:sz="4"/>
@@ -1448,7 +1444,7 @@
       <w:tr>
         <w:tc>
           <w:tcPr>
-            <w:tcW w:type="dxa" w:w="2717"/>
+            <w:tcW w:type="dxa" w:w="2674"/>
             <w:tcBorders>
               <w:top w:val="single" w:color="CBD5E1" w:sz="4"/>
               <w:left w:val="single" w:color="CBD5E1" w:sz="4"/>
@@ -1477,7 +1473,7 @@
         </w:tc>
         <w:tc>
           <w:tcPr>
-            <w:tcW w:type="dxa" w:w="2000"/>
+            <w:tcW w:type="dxa" w:w="1982"/>
             <w:tcBorders>
               <w:top w:val="single" w:color="CBD5E1" w:sz="4"/>
               <w:left w:val="single" w:color="CBD5E1" w:sz="4"/>
@@ -1506,7 +1502,7 @@
         </w:tc>
         <w:tc>
           <w:tcPr>
-            <w:tcW w:type="dxa" w:w="2086"/>
+            <w:tcW w:type="dxa" w:w="2149"/>
             <w:tcBorders>
               <w:top w:val="single" w:color="CBD5E1" w:sz="4"/>
               <w:left w:val="single" w:color="CBD5E1" w:sz="4"/>
@@ -1535,7 +1531,7 @@
         </w:tc>
         <w:tc>
           <w:tcPr>
-            <w:tcW w:type="dxa" w:w="2557"/>
+            <w:tcW w:type="dxa" w:w="2555"/>
             <w:tcBorders>
               <w:top w:val="single" w:color="CBD5E1" w:sz="4"/>
               <w:left w:val="single" w:color="CBD5E1" w:sz="4"/>
@@ -1564,7 +1560,7 @@
       <w:tr>
         <w:tc>
           <w:tcPr>
-            <w:tcW w:type="dxa" w:w="2717"/>
+            <w:tcW w:type="dxa" w:w="2674"/>
             <w:tcBorders>
               <w:top w:val="single" w:color="CBD5E1" w:sz="4"/>
               <w:left w:val="single" w:color="CBD5E1" w:sz="4"/>
@@ -1597,7 +1593,7 @@
         </w:tc>
         <w:tc>
           <w:tcPr>
-            <w:tcW w:type="dxa" w:w="2000"/>
+            <w:tcW w:type="dxa" w:w="1982"/>
             <w:tcBorders>
               <w:top w:val="single" w:color="CBD5E1" w:sz="4"/>
               <w:left w:val="single" w:color="CBD5E1" w:sz="4"/>
@@ -1628,7 +1624,7 @@
         </w:tc>
         <w:tc>
           <w:tcPr>
-            <w:tcW w:type="dxa" w:w="2086"/>
+            <w:tcW w:type="dxa" w:w="2149"/>
             <w:tcBorders>
               <w:top w:val="single" w:color="CBD5E1" w:sz="4"/>
               <w:left w:val="single" w:color="CBD5E1" w:sz="4"/>
@@ -1661,7 +1657,7 @@
         </w:tc>
         <w:tc>
           <w:tcPr>
-            <w:tcW w:type="dxa" w:w="2557"/>
+            <w:tcW w:type="dxa" w:w="2555"/>
             <w:tcBorders>
               <w:top w:val="single" w:color="CBD5E1" w:sz="4"/>
               <w:left w:val="single" w:color="CBD5E1" w:sz="4"/>
@@ -1694,7 +1690,7 @@
       <w:tr>
         <w:tc>
           <w:tcPr>
-            <w:tcW w:type="dxa" w:w="2717"/>
+            <w:tcW w:type="dxa" w:w="2674"/>
             <w:tcBorders>
               <w:top w:val="single" w:color="CBD5E1" w:sz="4"/>
               <w:left w:val="single" w:color="CBD5E1" w:sz="4"/>
@@ -1725,7 +1721,7 @@
         </w:tc>
         <w:tc>
           <w:tcPr>
-            <w:tcW w:type="dxa" w:w="2000"/>
+            <w:tcW w:type="dxa" w:w="1982"/>
             <w:tcBorders>
               <w:top w:val="single" w:color="CBD5E1" w:sz="4"/>
               <w:left w:val="single" w:color="CBD5E1" w:sz="4"/>
@@ -1756,7 +1752,7 @@
         </w:tc>
         <w:tc>
           <w:tcPr>
-            <w:tcW w:type="dxa" w:w="2086"/>
+            <w:tcW w:type="dxa" w:w="2149"/>
             <w:tcBorders>
               <w:top w:val="single" w:color="CBD5E1" w:sz="4"/>
               <w:left w:val="single" w:color="CBD5E1" w:sz="4"/>
@@ -1787,7 +1783,7 @@
         </w:tc>
         <w:tc>
           <w:tcPr>
-            <w:tcW w:type="dxa" w:w="2557"/>
+            <w:tcW w:type="dxa" w:w="2555"/>
             <w:tcBorders>
               <w:top w:val="single" w:color="CBD5E1" w:sz="4"/>
               <w:left w:val="single" w:color="CBD5E1" w:sz="4"/>
@@ -1822,7 +1818,7 @@
       <w:tr>
         <w:tc>
           <w:tcPr>
-            <w:tcW w:type="dxa" w:w="2717"/>
+            <w:tcW w:type="dxa" w:w="2674"/>
             <w:tcBorders>
               <w:top w:val="single" w:color="CBD5E1" w:sz="4"/>
               <w:left w:val="single" w:color="CBD5E1" w:sz="4"/>
@@ -1851,7 +1847,7 @@
         </w:tc>
         <w:tc>
           <w:tcPr>
-            <w:tcW w:type="dxa" w:w="2000"/>
+            <w:tcW w:type="dxa" w:w="1982"/>
             <w:tcBorders>
               <w:top w:val="single" w:color="CBD5E1" w:sz="4"/>
               <w:left w:val="single" w:color="CBD5E1" w:sz="4"/>
@@ -1882,7 +1878,7 @@
         </w:tc>
         <w:tc>
           <w:tcPr>
-            <w:tcW w:type="dxa" w:w="2086"/>
+            <w:tcW w:type="dxa" w:w="2149"/>
             <w:tcBorders>
               <w:top w:val="single" w:color="CBD5E1" w:sz="4"/>
               <w:left w:val="single" w:color="CBD5E1" w:sz="4"/>
@@ -1913,7 +1909,7 @@
         </w:tc>
         <w:tc>
           <w:tcPr>
-            <w:tcW w:type="dxa" w:w="2557"/>
+            <w:tcW w:type="dxa" w:w="2555"/>
             <w:tcBorders>
               <w:top w:val="single" w:color="CBD5E1" w:sz="4"/>
               <w:left w:val="single" w:color="CBD5E1" w:sz="4"/>
@@ -1992,7 +1988,7 @@
       <w:r>
         <w:t xml:space="preserve">Preparar MySQL de pruebas (ver </w:t>
       </w:r>
-      <w:hyperlink w:history="1" r:id="rId3xw5vtuziicpvascwvry3">
+      <w:hyperlink w:history="1" r:id="rIdzlykr7iq_rwwmkpntpohz">
         <w:r>
           <w:rPr>
             <w:color w:val="1D4ED8"/>
@@ -2231,7 +2227,7 @@
       <w:r>
         <w:t xml:space="preserve">Registrar cada resultado en </w:t>
       </w:r>
-      <w:hyperlink w:history="1" r:id="rIdu1buhuhs6ses5rs4z6rpb">
+      <w:hyperlink w:history="1" r:id="rIdw4wrmhnji3meirzcxc9bp">
         <w:r>
           <w:rPr>
             <w:color w:val="1D4ED8"/>
@@ -2243,7 +2239,7 @@
       <w:r>
         <w:t xml:space="preserve"> y las evidencias (capturas sin datos reales) en </w:t>
       </w:r>
-      <w:hyperlink w:history="1" r:id="rIdmxr4ksj2m0buyxqygwjb0">
+      <w:hyperlink w:history="1" r:id="rIdqazj3x9os-91orfg5twfy">
         <w:r>
           <w:rPr>
             <w:color w:val="1D4ED8"/>
@@ -2282,7 +2278,7 @@
         <w:t xml:space="preserve">[OBS]</w:t>
       </w:r>
       <w:r>
-        <w:t xml:space="preserve"> No existe pantalla para </w:t>
+        <w:t xml:space="preserve"> Desde el 2026-10-16 </w:t>
       </w:r>
       <w:r>
         <w:rPr>
@@ -2291,10 +2287,10 @@
           <w:szCs w:val="19"/>
           <w:shd w:fill="F1F5F9" w:color="auto" w:val="clear"/>
         </w:rPr>
-        <w:t xml:space="preserve">/api/mi-cuenta</w:t>
-      </w:r>
-      <w:r>
-        <w:t xml:space="preserve"> (perfil, correo, cerrar sesiones, solicitudes); solo </w:t>
+        <w:t xml:space="preserve">frontend/mi-cuenta.html</w:t>
+      </w:r>
+      <w:r>
+        <w:t xml:space="preserve"> cubre perfil, correo, cerrar sesiones y solicitudes, y </w:t>
       </w:r>
       <w:r>
         <w:rPr>
@@ -2303,26 +2299,14 @@
           <w:szCs w:val="19"/>
           <w:shd w:fill="F1F5F9" w:color="auto" w:val="clear"/>
         </w:rPr>
-        <w:t xml:space="preserve">frontend/cambiar-password.html</w:t>
-      </w:r>
-      <w:r>
-        <w:t xml:space="preserve"> usa </w:t>
-      </w:r>
-      <w:r>
-        <w:rPr>
-          <w:rFonts w:ascii="Consolas" w:cs="Consolas" w:eastAsia="Consolas" w:hAnsi="Consolas"/>
-          <w:sz w:val="19"/>
-          <w:szCs w:val="19"/>
-          <w:shd w:fill="F1F5F9" w:color="auto" w:val="clear"/>
-        </w:rPr>
-        <w:t xml:space="preserve">/api/mi-cuenta/password</w:t>
-      </w:r>
-      <w:r>
-        <w:t xml:space="preserve"> (BUG</w:t>
+        <w:t xml:space="preserve">frontend/admin-contacto.html</w:t>
+      </w:r>
+      <w:r>
+        <w:t xml:space="preserve"> su resolución (BUG</w:t>
         <w:noBreakHyphen/>
-        <w:t xml:space="preserve">004, BUG</w:t>
+        <w:t xml:space="preserve">004 y BUG</w:t>
         <w:noBreakHyphen/>
-        <w:t xml:space="preserve">005).</w:t>
+        <w:t xml:space="preserve">005 corregidos).</w:t>
       </w:r>
     </w:p>
     <w:p>
@@ -2445,7 +2429,7 @@
         </w:numPr>
         <w:spacing w:after="40"/>
       </w:pPr>
-      <w:hyperlink w:history="1" r:id="rIdu0vkvc-swoy3dsv3xdwxc">
+      <w:hyperlink w:history="1" r:id="rIdoyh3ojdckevrvehzwmuzm">
         <w:r>
           <w:rPr>
             <w:color w:val="1D4ED8"/>
@@ -2457,7 +2441,7 @@
       <w:r>
         <w:t xml:space="preserve"> · </w:t>
       </w:r>
-      <w:hyperlink w:history="1" r:id="rIdk6n3xvkihjawzcnhnendx">
+      <w:hyperlink w:history="1" r:id="rIdpuihtepc1_79x2qs3joyk">
         <w:r>
           <w:rPr>
             <w:rFonts w:ascii="Consolas" w:cs="Consolas" w:eastAsia="Consolas" w:hAnsi="Consolas"/>
@@ -2480,7 +2464,7 @@
         </w:numPr>
         <w:spacing w:after="40"/>
       </w:pPr>
-      <w:hyperlink w:history="1" r:id="rIdenohsiapqwv8eugv_k9ib">
+      <w:hyperlink w:history="1" r:id="rId9efequhlwgjyeioskyk6h">
         <w:r>
           <w:rPr>
             <w:rFonts w:ascii="Consolas" w:cs="Consolas" w:eastAsia="Consolas" w:hAnsi="Consolas"/>
@@ -2496,7 +2480,7 @@
       <w:r>
         <w:t xml:space="preserve"> §6 · </w:t>
       </w:r>
-      <w:hyperlink w:history="1" r:id="rId17vsa2tukgw2zl-lui6b2">
+      <w:hyperlink w:history="1" r:id="rIdzpwxhk3lz1qpznoa5ofwu">
         <w:r>
           <w:rPr>
             <w:rFonts w:ascii="Consolas" w:cs="Consolas" w:eastAsia="Consolas" w:hAnsi="Consolas"/>
